--- a/Project_Proposal_SE.docx
+++ b/Project_Proposal_SE.docx
@@ -4055,6 +4055,9 @@
         <w:br/>
       </w:r>
       <w:r>
+        <w:rPr>
+          <w:noProof/>
+        </w:rPr>
         <w:drawing>
           <wp:inline distT="0" distB="0" distL="0" distR="0" wp14:anchorId="5ACDAD05" wp14:editId="7C298B8F">
             <wp:extent cx="5943600" cy="2482850"/>
@@ -6125,8 +6128,6 @@
           <w:szCs w:val="24"/>
         </w:rPr>
       </w:pPr>
-      <w:bookmarkStart w:id="0" w:name="_GoBack"/>
-      <w:bookmarkEnd w:id="0"/>
       <w:r>
         <w:rPr>
           <w:rFonts w:ascii="Times New Roman" w:eastAsia="Times New Roman" w:hAnsi="Times New Roman" w:cs="Times New Roman"/>
@@ -6936,6 +6937,14 @@
           <w:rFonts w:ascii="Times New Roman" w:hAnsi="Times New Roman" w:cs="Times New Roman"/>
         </w:rPr>
       </w:pPr>
+      <w:r>
+        <w:rPr>
+          <w:rFonts w:ascii="Times New Roman" w:hAnsi="Times New Roman" w:cs="Times New Roman"/>
+        </w:rPr>
+        <w:t>// you have to minimize page number</w:t>
+      </w:r>
+      <w:bookmarkStart w:id="0" w:name="_GoBack"/>
+      <w:bookmarkEnd w:id="0"/>
       <w:r>
         <w:rPr>
           <w:rFonts w:ascii="Times New Roman" w:hAnsi="Times New Roman" w:cs="Times New Roman"/>
